--- a/public/cv/cv-edouard-bengehya-es.docx
+++ b/public/cv/cv-edouard-bengehya-es.docx
@@ -89,7 +89,7 @@
     </w:p>
     <w:p>
       <w:r>
-        <w:t xml:space="preserve">Formación en ingeniería y gestión de telecomunicaciones en Hope Africa University (Burundi, 2020–2022), con un recorrido en arquitectura de redes y CCNA, mantenimiento de software y ofimática, y un diploma técnico de agricultura general obtenido en Idjwi.</w:t>
+        <w:t xml:space="preserve">Soy diplomado en ingeniería y gestión de telecomunicaciones por Hope Africa University (Burundi, 2020–2022), mención Distinction, concentración en seguridad de sistemas y redes. Completé también arquitectura de redes y CCNA, mantenimiento de software y ofimática, y un diploma técnico de agricultura general obtenido en Idjwi.</w:t>
       </w:r>
     </w:p>
     <w:p>
@@ -349,7 +349,7 @@
     </w:p>
     <w:p>
       <w:r>
-        <w:t xml:space="preserve">Formación práctica en administración de redes, seguridad informática, mantenimiento, desarrollo web y resolución de problemas complejos.</w:t>
+        <w:t xml:space="preserve">Formación práctica en administración de redes, seguridad informática, mantenimiento, desarrollo web y resolución de problemas complejos. Bachillerato obtenido con mención Distinction, concentración en seguridad de sistemas y redes.</w:t>
       </w:r>
     </w:p>
     <w:p>
@@ -393,6 +393,11 @@
       </w:r>
     </w:p>
     <w:p>
+      <w:r>
+        <w:t xml:space="preserve">Técnicas agrícolas modernas, gestión de cultivos, optimización de las explotaciones, gestión de insumos y mejora duradera de la productividad agrícola.</w:t>
+      </w:r>
+    </w:p>
+    <w:p>
       <w:pPr>
         <w:pStyle w:val="Heading2"/>
       </w:pPr>
@@ -407,7 +412,12 @@
     </w:p>
     <w:p>
       <w:r>
-        <w:t xml:space="preserve">Diplomas y certificados académicos · Hope Africa University · Fecha no precisada en los documentos aportados</w:t>
+        <w:t xml:space="preserve">Ingeniería y gestión de telecomunicaciones · Hope Africa University</w:t>
+      </w:r>
+    </w:p>
+    <w:p>
+      <w:r>
+        <w:t xml:space="preserve">Mención Distinction. Concentración: seguridad de sistemas y redes.</w:t>
       </w:r>
     </w:p>
     <w:p>
@@ -417,7 +427,7 @@
     </w:p>
     <w:p>
       <w:r>
-        <w:t xml:space="preserve">Redes informáticas · Organismo no precisado en los documentos aportados · Fecha no precisada en los documentos aportados · 90 horas</w:t>
+        <w:t xml:space="preserve">Redes informáticas · CARS, Université Espoir d’Afrique · 20 de febrero de 2020 · 90 horas</w:t>
       </w:r>
     </w:p>
     <w:p>
@@ -427,7 +437,7 @@
     </w:p>
     <w:p>
       <w:r>
-        <w:t xml:space="preserve">Seguridad y administración de redes · Organismo no precisado en los documentos aportados · Fecha no precisada en los documentos aportados · 90 horas</w:t>
+        <w:t xml:space="preserve">Seguridad y administración de redes · CARS, Université Espoir d’Afrique · 23 de octubre de 2021 · 90 horas</w:t>
       </w:r>
     </w:p>
     <w:p>
@@ -437,22 +447,7 @@
     </w:p>
     <w:p>
       <w:r>
-        <w:t xml:space="preserve">Mantenimiento de software y hardware · Organismo no precisado en los documentos aportados · Fecha no precisada en los documentos aportados · 90 horas</w:t>
-      </w:r>
-    </w:p>
-    <w:p>
-      <w:r>
-        <w:t xml:space="preserve">Diploma de Estado</w:t>
-      </w:r>
-    </w:p>
-    <w:p>
-      <w:r>
-        <w:t xml:space="preserve">Diplomas y certificados académicos · Organismo no precisado en los documentos aportados · Fecha no precisada en los documentos aportados</w:t>
-      </w:r>
-    </w:p>
-    <w:p>
-      <w:r>
-        <w:t xml:space="preserve">Diploma de Estado congoleño. El año y el centro no constan en los elementos transmitidos, más allá del título.</w:t>
+        <w:t xml:space="preserve">Mantenimiento de software y hardware · CARS, Université Espoir d’Afrique · 23 de octubre de 2021 · 90 horas</w:t>
       </w:r>
     </w:p>
     <w:p>
@@ -465,17 +460,17 @@
     </w:p>
     <w:p>
       <w:r>
-        <w:t xml:space="preserve">Francés — Buen nivel. Formulación del CV: Bon niveau.</w:t>
-      </w:r>
-    </w:p>
-    <w:p>
-      <w:r>
-        <w:t xml:space="preserve">Inglés — Un peu Bien. Formulación original del CV. Reformulación del nivel declarado: inglés básico / conversacional.</w:t>
-      </w:r>
-    </w:p>
-    <w:p>
-      <w:r>
-        <w:t xml:space="preserve">Suajili — Buen nivel. Formulación del CV: Bon niveau.</w:t>
+        <w:t xml:space="preserve">Francés — Buen nivel</w:t>
+      </w:r>
+    </w:p>
+    <w:p>
+      <w:r>
+        <w:t xml:space="preserve">Inglés — Un peu Bien</w:t>
+      </w:r>
+    </w:p>
+    <w:p>
+      <w:r>
+        <w:t xml:space="preserve">Suajili — Buen nivel</w:t>
       </w:r>
     </w:p>
     <w:p>
@@ -504,24 +499,6 @@
     <w:p>
       <w:r>
         <w:t xml:space="preserve">• Seguridad informática</w:t>
-      </w:r>
-    </w:p>
-    <w:p>
-      <w:pPr>
-        <w:pStyle w:val="Heading2"/>
-      </w:pPr>
-      <w:r>
-        <w:t xml:space="preserve">Firma</w:t>
-      </w:r>
-    </w:p>
-    <w:p>
-      <w:r>
-        <w:t xml:space="preserve">Espacio reservado a la firma manuscrita</w:t>
-      </w:r>
-    </w:p>
-    <w:p>
-      <w:r>
-        <w:t xml:space="preserve">Édouard Bengehya</w:t>
       </w:r>
     </w:p>
     <w:sectPr>
